--- a/documents/docs/Danh Sách Ưu Tiên.docx
+++ b/documents/docs/Danh Sách Ưu Tiên.docx
@@ -122,6 +122,90 @@
       </w:r>
     </w:p>
     <w:p>
+      <w:pPr>
+        <w:pStyle w:val="ListParagraph"/>
+        <w:numPr>
+          <w:ilvl w:val="0"/>
+          <w:numId w:val="1"/>
+        </w:numPr>
+      </w:pPr>
+      <w:r>
+        <w:t>Màu</w:t>
+      </w:r>
+    </w:p>
+    <w:p>
+      <w:pPr>
+        <w:pStyle w:val="ListParagraph"/>
+        <w:numPr>
+          <w:ilvl w:val="1"/>
+          <w:numId w:val="1"/>
+        </w:numPr>
+      </w:pPr>
+      <w:r>
+        <w:t>Nền chính:      #0F172A  xanh đen / navy tối</w:t>
+      </w:r>
+    </w:p>
+    <w:p>
+      <w:pPr>
+        <w:pStyle w:val="ListParagraph"/>
+        <w:numPr>
+          <w:ilvl w:val="1"/>
+          <w:numId w:val="1"/>
+        </w:numPr>
+      </w:pPr>
+      <w:r>
+        <w:t>Nền phụ:        #111827  đen xanh</w:t>
+      </w:r>
+    </w:p>
+    <w:p>
+      <w:pPr>
+        <w:pStyle w:val="ListParagraph"/>
+        <w:numPr>
+          <w:ilvl w:val="1"/>
+          <w:numId w:val="1"/>
+        </w:numPr>
+      </w:pPr>
+      <w:r>
+        <w:t>Màu chính:      #E50914  đỏ cinema</w:t>
+      </w:r>
+    </w:p>
+    <w:p>
+      <w:pPr>
+        <w:pStyle w:val="ListParagraph"/>
+        <w:numPr>
+          <w:ilvl w:val="1"/>
+          <w:numId w:val="1"/>
+        </w:numPr>
+      </w:pPr>
+      <w:r>
+        <w:t>Màu nhấn:       #FBBF24  vàng popcorn / vé</w:t>
+      </w:r>
+    </w:p>
+    <w:p>
+      <w:pPr>
+        <w:pStyle w:val="ListParagraph"/>
+        <w:numPr>
+          <w:ilvl w:val="1"/>
+          <w:numId w:val="1"/>
+        </w:numPr>
+      </w:pPr>
+      <w:r>
+        <w:t>Chữ chính:      #FFFFFF  trắng</w:t>
+      </w:r>
+    </w:p>
+    <w:p>
+      <w:pPr>
+        <w:pStyle w:val="ListParagraph"/>
+        <w:numPr>
+          <w:ilvl w:val="1"/>
+          <w:numId w:val="1"/>
+        </w:numPr>
+      </w:pPr>
+      <w:r>
+        <w:t>Chữ phụ:        #D1D5DB  xám sáng</w:t>
+      </w:r>
+    </w:p>
+    <w:p>
       <w:r>
         <w:t>Login Screen</w:t>
       </w:r>
@@ -188,6 +272,7 @@
     </w:p>
     <w:p>
       <w:r>
+        <w:lastRenderedPageBreak/>
         <w:t>DashBoard</w:t>
       </w:r>
     </w:p>
@@ -260,99 +345,1130 @@
         </w:numPr>
       </w:pPr>
       <w:r>
+        <w:t xml:space="preserve">Menu bên trái </w:t>
+      </w:r>
+    </w:p>
+    <w:p>
+      <w:pPr>
+        <w:pStyle w:val="ListParagraph"/>
+        <w:numPr>
+          <w:ilvl w:val="1"/>
+          <w:numId w:val="1"/>
+        </w:numPr>
+      </w:pPr>
+      <w:r>
+        <w:t>Bán vé</w:t>
+      </w:r>
+    </w:p>
+    <w:p>
+      <w:pPr>
+        <w:pStyle w:val="ListParagraph"/>
+        <w:numPr>
+          <w:ilvl w:val="1"/>
+          <w:numId w:val="1"/>
+        </w:numPr>
+      </w:pPr>
+      <w:r>
+        <w:t>Hóa đơn</w:t>
+      </w:r>
+    </w:p>
+    <w:p>
+      <w:pPr>
+        <w:pStyle w:val="ListParagraph"/>
+        <w:numPr>
+          <w:ilvl w:val="1"/>
+          <w:numId w:val="1"/>
+        </w:numPr>
+      </w:pPr>
+      <w:r>
+        <w:t>Phim</w:t>
+      </w:r>
+    </w:p>
+    <w:p>
+      <w:pPr>
+        <w:pStyle w:val="ListParagraph"/>
+        <w:numPr>
+          <w:ilvl w:val="1"/>
+          <w:numId w:val="1"/>
+        </w:numPr>
+      </w:pPr>
+      <w:r>
+        <w:t>Suất chiếu</w:t>
+      </w:r>
+    </w:p>
+    <w:p>
+      <w:pPr>
+        <w:pStyle w:val="ListParagraph"/>
+        <w:numPr>
+          <w:ilvl w:val="1"/>
+          <w:numId w:val="1"/>
+        </w:numPr>
+      </w:pPr>
+      <w:r>
+        <w:t>Phòng &amp; ghế</w:t>
+      </w:r>
+    </w:p>
+    <w:p>
+      <w:pPr>
+        <w:pStyle w:val="ListParagraph"/>
+        <w:numPr>
+          <w:ilvl w:val="1"/>
+          <w:numId w:val="1"/>
+        </w:numPr>
+      </w:pPr>
+      <w:r>
+        <w:t>Sản phẩm</w:t>
+      </w:r>
+    </w:p>
+    <w:p>
+      <w:pPr>
+        <w:pStyle w:val="ListParagraph"/>
+        <w:numPr>
+          <w:ilvl w:val="1"/>
+          <w:numId w:val="1"/>
+        </w:numPr>
+      </w:pPr>
+      <w:r>
+        <w:t>Nhân viên</w:t>
+      </w:r>
+    </w:p>
+    <w:p>
+      <w:pPr>
+        <w:pStyle w:val="ListParagraph"/>
+        <w:numPr>
+          <w:ilvl w:val="1"/>
+          <w:numId w:val="1"/>
+        </w:numPr>
+      </w:pPr>
+      <w:r>
+        <w:t>Thống kê</w:t>
+      </w:r>
+    </w:p>
+    <w:p>
+      <w:pPr>
+        <w:pStyle w:val="ListParagraph"/>
+        <w:numPr>
+          <w:ilvl w:val="1"/>
+          <w:numId w:val="1"/>
+        </w:numPr>
+      </w:pPr>
+      <w:r>
+        <w:t>Đăng xuất</w:t>
+      </w:r>
+    </w:p>
+    <w:p>
+      <w:pPr>
+        <w:pStyle w:val="ListParagraph"/>
+        <w:numPr>
+          <w:ilvl w:val="0"/>
+          <w:numId w:val="1"/>
+        </w:numPr>
+      </w:pPr>
+      <w:r>
+        <w:t>MainLyaout</w:t>
+      </w:r>
+    </w:p>
+    <w:p>
+      <w:pPr>
+        <w:pStyle w:val="ListParagraph"/>
+        <w:numPr>
+          <w:ilvl w:val="0"/>
+          <w:numId w:val="1"/>
+        </w:numPr>
+      </w:pPr>
+      <w:r>
+        <w:t>MainController</w:t>
+      </w:r>
+    </w:p>
+    <w:p>
+      <w:r>
+        <w:t>Ticke Sale Screen</w:t>
+      </w:r>
+    </w:p>
+    <w:p>
+      <w:pPr>
+        <w:pStyle w:val="ListParagraph"/>
+        <w:numPr>
+          <w:ilvl w:val="0"/>
+          <w:numId w:val="1"/>
+        </w:numPr>
+      </w:pPr>
+      <w:r>
+        <w:t>Quan trong nhất, xử lý nghiệp vụ lập hóa đơn, xuất hóa đơn</w:t>
+      </w:r>
+    </w:p>
+    <w:p>
+      <w:pPr>
+        <w:pStyle w:val="ListParagraph"/>
+        <w:numPr>
+          <w:ilvl w:val="0"/>
+          <w:numId w:val="1"/>
+        </w:numPr>
+      </w:pPr>
+      <w:r>
+        <w:t xml:space="preserve">Luồng: </w:t>
+      </w:r>
+      <w:r>
+        <w:t>Chọn phim → chọn suất chiếu → chọn ghế → chọn sản phẩm → thanh toán</w:t>
+      </w:r>
+    </w:p>
+    <w:p>
+      <w:pPr>
+        <w:pStyle w:val="ListParagraph"/>
+        <w:numPr>
+          <w:ilvl w:val="0"/>
+          <w:numId w:val="1"/>
+        </w:numPr>
+      </w:pPr>
+      <w:r>
+        <w:t>Bố cục:</w:t>
+      </w:r>
+    </w:p>
+    <w:p>
+      <w:pPr>
+        <w:pStyle w:val="ListParagraph"/>
+        <w:numPr>
+          <w:ilvl w:val="1"/>
+          <w:numId w:val="1"/>
+        </w:numPr>
+      </w:pPr>
+      <w:r>
+        <w:t>Bên traiL danh sách phim đang chiếu</w:t>
+      </w:r>
+    </w:p>
+    <w:p>
+      <w:pPr>
+        <w:pStyle w:val="ListParagraph"/>
+        <w:numPr>
+          <w:ilvl w:val="1"/>
+          <w:numId w:val="1"/>
+        </w:numPr>
+      </w:pPr>
+      <w:r>
+        <w:t>Ở giữa: suất chiếu theo phim</w:t>
+      </w:r>
+    </w:p>
+    <w:p>
+      <w:pPr>
+        <w:pStyle w:val="ListParagraph"/>
+        <w:numPr>
+          <w:ilvl w:val="1"/>
+          <w:numId w:val="1"/>
+        </w:numPr>
+      </w:pPr>
+      <w:r>
+        <w:t>Bên phải: sơ đồ ghế</w:t>
+      </w:r>
+    </w:p>
+    <w:p>
+      <w:pPr>
+        <w:pStyle w:val="ListParagraph"/>
+        <w:numPr>
+          <w:ilvl w:val="1"/>
+          <w:numId w:val="1"/>
+        </w:numPr>
+      </w:pPr>
+      <w:r>
+        <w:t>Dưới cùng: giỏ vé + tổng tiền + nút thanh toán</w:t>
+      </w:r>
+    </w:p>
+    <w:p>
+      <w:pPr>
+        <w:pStyle w:val="ListParagraph"/>
+        <w:numPr>
+          <w:ilvl w:val="0"/>
+          <w:numId w:val="1"/>
+        </w:numPr>
+      </w:pPr>
+      <w:r>
+        <w:t>TicketSaleView</w:t>
+      </w:r>
+    </w:p>
+    <w:p>
+      <w:pPr>
+        <w:pStyle w:val="ListParagraph"/>
+        <w:numPr>
+          <w:ilvl w:val="0"/>
+          <w:numId w:val="1"/>
+        </w:numPr>
+      </w:pPr>
+      <w:r>
+        <w:t>TicketSaleController</w:t>
+      </w:r>
+    </w:p>
+    <w:p>
+      <w:r>
+        <w:t>Invoice Screen</w:t>
+      </w:r>
+    </w:p>
+    <w:p>
+      <w:pPr>
+        <w:pStyle w:val="ListParagraph"/>
+        <w:numPr>
+          <w:ilvl w:val="0"/>
+          <w:numId w:val="1"/>
+        </w:numPr>
+      </w:pPr>
+      <w:r>
+        <w:t>Xem danh sách hóa đơn</w:t>
+      </w:r>
+    </w:p>
+    <w:p>
+      <w:pPr>
+        <w:pStyle w:val="ListParagraph"/>
+        <w:numPr>
+          <w:ilvl w:val="0"/>
+          <w:numId w:val="1"/>
+        </w:numPr>
+      </w:pPr>
+      <w:r>
+        <w:t>Xem chi tiết hóa đơn</w:t>
+      </w:r>
+    </w:p>
+    <w:p>
+      <w:pPr>
+        <w:pStyle w:val="ListParagraph"/>
+        <w:numPr>
+          <w:ilvl w:val="0"/>
+          <w:numId w:val="1"/>
+        </w:numPr>
+      </w:pPr>
+      <w:r>
+        <w:t>TÌm hóa đơn</w:t>
+      </w:r>
+    </w:p>
+    <w:p>
+      <w:pPr>
+        <w:pStyle w:val="ListParagraph"/>
+        <w:numPr>
+          <w:ilvl w:val="0"/>
+          <w:numId w:val="1"/>
+        </w:numPr>
+      </w:pPr>
+      <w:r>
+        <w:t>In / xuất hóa đơn</w:t>
+      </w:r>
+    </w:p>
+    <w:p>
+      <w:pPr>
+        <w:pStyle w:val="ListParagraph"/>
+        <w:numPr>
+          <w:ilvl w:val="0"/>
+          <w:numId w:val="1"/>
+        </w:numPr>
+      </w:pPr>
+      <w:r>
+        <w:t>Bố cục</w:t>
+      </w:r>
+    </w:p>
+    <w:p>
+      <w:pPr>
+        <w:pStyle w:val="ListParagraph"/>
+        <w:numPr>
+          <w:ilvl w:val="1"/>
+          <w:numId w:val="1"/>
+        </w:numPr>
+      </w:pPr>
+      <w:r>
+        <w:t>Trái: bảng danh sách hóa đôn</w:t>
+      </w:r>
+    </w:p>
+    <w:p>
+      <w:pPr>
+        <w:pStyle w:val="ListParagraph"/>
+        <w:numPr>
+          <w:ilvl w:val="1"/>
+          <w:numId w:val="1"/>
+        </w:numPr>
+      </w:pPr>
+      <w:r>
         <w:lastRenderedPageBreak/>
-        <w:t xml:space="preserve">Menu bên trái </w:t>
-      </w:r>
-    </w:p>
-    <w:p>
-      <w:pPr>
-        <w:pStyle w:val="ListParagraph"/>
-        <w:numPr>
-          <w:ilvl w:val="1"/>
-          <w:numId w:val="1"/>
-        </w:numPr>
-      </w:pPr>
-      <w:r>
-        <w:t>Bán vé</w:t>
-      </w:r>
-    </w:p>
-    <w:p>
-      <w:pPr>
-        <w:pStyle w:val="ListParagraph"/>
-        <w:numPr>
-          <w:ilvl w:val="1"/>
-          <w:numId w:val="1"/>
-        </w:numPr>
-      </w:pPr>
-      <w:r>
-        <w:t>Hóa đơn</w:t>
-      </w:r>
-    </w:p>
-    <w:p>
-      <w:pPr>
-        <w:pStyle w:val="ListParagraph"/>
-        <w:numPr>
-          <w:ilvl w:val="1"/>
-          <w:numId w:val="1"/>
-        </w:numPr>
-      </w:pPr>
-      <w:r>
-        <w:t>Phim</w:t>
-      </w:r>
-    </w:p>
-    <w:p>
-      <w:pPr>
-        <w:pStyle w:val="ListParagraph"/>
-        <w:numPr>
-          <w:ilvl w:val="1"/>
-          <w:numId w:val="1"/>
-        </w:numPr>
-      </w:pPr>
-      <w:r>
-        <w:t>Suất chiếu</w:t>
-      </w:r>
-    </w:p>
-    <w:p>
-      <w:pPr>
-        <w:pStyle w:val="ListParagraph"/>
-        <w:numPr>
-          <w:ilvl w:val="1"/>
-          <w:numId w:val="1"/>
-        </w:numPr>
-      </w:pPr>
-      <w:r>
-        <w:t>Phòng &amp; ghế</w:t>
-      </w:r>
-    </w:p>
-    <w:p>
-      <w:pPr>
-        <w:pStyle w:val="ListParagraph"/>
-        <w:numPr>
-          <w:ilvl w:val="1"/>
-          <w:numId w:val="1"/>
-        </w:numPr>
-      </w:pPr>
-      <w:r>
-        <w:t>Sản phẩm</w:t>
-      </w:r>
-    </w:p>
-    <w:p>
-      <w:pPr>
-        <w:pStyle w:val="ListParagraph"/>
-        <w:numPr>
-          <w:ilvl w:val="1"/>
-          <w:numId w:val="1"/>
-        </w:numPr>
-      </w:pPr>
-      <w:r>
-        <w:t>Nhân viên</w:t>
-      </w:r>
-    </w:p>
-    <w:p>
-      <w:pPr>
-        <w:pStyle w:val="ListParagraph"/>
-        <w:numPr>
-          <w:ilvl w:val="1"/>
+        <w:t>Phải: chỉ tiết hóa đơn</w:t>
+      </w:r>
+    </w:p>
+    <w:p>
+      <w:pPr>
+        <w:pStyle w:val="ListParagraph"/>
+        <w:numPr>
+          <w:ilvl w:val="1"/>
+          <w:numId w:val="1"/>
+        </w:numPr>
+      </w:pPr>
+      <w:r>
+        <w:t>Dưới: tổng tiền, phương thức thanh toán</w:t>
+      </w:r>
+    </w:p>
+    <w:p>
+      <w:pPr>
+        <w:pStyle w:val="ListParagraph"/>
+        <w:numPr>
+          <w:ilvl w:val="0"/>
+          <w:numId w:val="1"/>
+        </w:numPr>
+      </w:pPr>
+      <w:r>
+        <w:t>InvoiceView</w:t>
+      </w:r>
+    </w:p>
+    <w:p>
+      <w:pPr>
+        <w:pStyle w:val="ListParagraph"/>
+        <w:numPr>
+          <w:ilvl w:val="0"/>
+          <w:numId w:val="1"/>
+        </w:numPr>
+      </w:pPr>
+      <w:r>
+        <w:t>InvoiceController</w:t>
+      </w:r>
+    </w:p>
+    <w:p>
+      <w:r>
+        <w:t>MovieManagement Screen</w:t>
+      </w:r>
+    </w:p>
+    <w:p>
+      <w:pPr>
+        <w:pStyle w:val="ListParagraph"/>
+        <w:numPr>
+          <w:ilvl w:val="0"/>
+          <w:numId w:val="1"/>
+        </w:numPr>
+      </w:pPr>
+      <w:r>
+        <w:t xml:space="preserve">Bao gồm </w:t>
+      </w:r>
+      <w:r>
+        <w:t>Movie, Director, Genre, MovieDirector, MovieGenre</w:t>
+      </w:r>
+    </w:p>
+    <w:p>
+      <w:pPr>
+        <w:pStyle w:val="ListParagraph"/>
+        <w:numPr>
+          <w:ilvl w:val="0"/>
+          <w:numId w:val="1"/>
+        </w:numPr>
+      </w:pPr>
+      <w:r>
+        <w:t>Thiết kế theo tab</w:t>
+      </w:r>
+    </w:p>
+    <w:p>
+      <w:pPr>
+        <w:pStyle w:val="ListParagraph"/>
+        <w:numPr>
+          <w:ilvl w:val="1"/>
+          <w:numId w:val="1"/>
+        </w:numPr>
+      </w:pPr>
+      <w:r>
+        <w:t>Tab 1: Phim</w:t>
+      </w:r>
+    </w:p>
+    <w:p>
+      <w:pPr>
+        <w:pStyle w:val="ListParagraph"/>
+        <w:numPr>
+          <w:ilvl w:val="1"/>
+          <w:numId w:val="1"/>
+        </w:numPr>
+      </w:pPr>
+      <w:r>
+        <w:t>Tab 2: Đạo diễn</w:t>
+      </w:r>
+    </w:p>
+    <w:p>
+      <w:pPr>
+        <w:pStyle w:val="ListParagraph"/>
+        <w:numPr>
+          <w:ilvl w:val="1"/>
+          <w:numId w:val="1"/>
+        </w:numPr>
+      </w:pPr>
+      <w:r>
+        <w:t>Tab 3: Thể loại</w:t>
+      </w:r>
+    </w:p>
+    <w:p>
+      <w:pPr>
+        <w:pStyle w:val="ListParagraph"/>
+        <w:numPr>
+          <w:ilvl w:val="1"/>
+          <w:numId w:val="1"/>
+        </w:numPr>
+      </w:pPr>
+      <w:r>
+        <w:t>Tab 4: Gán đạo diễn / thể loại cho phim</w:t>
+      </w:r>
+    </w:p>
+    <w:p>
+      <w:pPr>
+        <w:pStyle w:val="ListParagraph"/>
+        <w:numPr>
+          <w:ilvl w:val="0"/>
+          <w:numId w:val="1"/>
+        </w:numPr>
+      </w:pPr>
+      <w:r>
+        <w:t>MovieManagementView.fxml</w:t>
+      </w:r>
+    </w:p>
+    <w:p>
+      <w:pPr>
+        <w:pStyle w:val="ListParagraph"/>
+        <w:numPr>
+          <w:ilvl w:val="0"/>
+          <w:numId w:val="1"/>
+        </w:numPr>
+      </w:pPr>
+      <w:r>
+        <w:t>MovieManagementController.java</w:t>
+      </w:r>
+    </w:p>
+    <w:p>
+      <w:pPr>
+        <w:pStyle w:val="ListParagraph"/>
+        <w:numPr>
+          <w:ilvl w:val="0"/>
+          <w:numId w:val="1"/>
+        </w:numPr>
+      </w:pPr>
+      <w:r>
+        <w:t>Service</w:t>
+      </w:r>
+    </w:p>
+    <w:p>
+      <w:pPr>
+        <w:pStyle w:val="ListParagraph"/>
+        <w:numPr>
+          <w:ilvl w:val="1"/>
+          <w:numId w:val="1"/>
+        </w:numPr>
+      </w:pPr>
+      <w:r>
+        <w:t>MovieService</w:t>
+      </w:r>
+    </w:p>
+    <w:p>
+      <w:pPr>
+        <w:pStyle w:val="ListParagraph"/>
+        <w:numPr>
+          <w:ilvl w:val="1"/>
+          <w:numId w:val="1"/>
+        </w:numPr>
+      </w:pPr>
+      <w:r>
+        <w:t>DirectorService</w:t>
+      </w:r>
+    </w:p>
+    <w:p>
+      <w:pPr>
+        <w:pStyle w:val="ListParagraph"/>
+        <w:numPr>
+          <w:ilvl w:val="1"/>
+          <w:numId w:val="1"/>
+        </w:numPr>
+      </w:pPr>
+      <w:r>
+        <w:t>GenreService</w:t>
+      </w:r>
+    </w:p>
+    <w:p>
+      <w:r>
+        <w:t>Movie Session Screen</w:t>
+      </w:r>
+    </w:p>
+    <w:p>
+      <w:pPr>
+        <w:pStyle w:val="ListParagraph"/>
+        <w:numPr>
+          <w:ilvl w:val="0"/>
+          <w:numId w:val="1"/>
+        </w:numPr>
+      </w:pPr>
+      <w:r>
+        <w:t xml:space="preserve">Bao gồm: </w:t>
+      </w:r>
+      <w:r>
+        <w:t>MovieSession</w:t>
+      </w:r>
+      <w:r>
+        <w:t xml:space="preserve">, </w:t>
+      </w:r>
+      <w:r>
+        <w:t>TicketPricing</w:t>
+      </w:r>
+    </w:p>
+    <w:p>
+      <w:pPr>
+        <w:pStyle w:val="ListParagraph"/>
+        <w:numPr>
+          <w:ilvl w:val="0"/>
+          <w:numId w:val="1"/>
+        </w:numPr>
+      </w:pPr>
+      <w:r>
+        <w:t>Thiết kế:</w:t>
+      </w:r>
+    </w:p>
+    <w:p>
+      <w:pPr>
+        <w:pStyle w:val="ListParagraph"/>
+        <w:numPr>
+          <w:ilvl w:val="1"/>
+          <w:numId w:val="1"/>
+        </w:numPr>
+      </w:pPr>
+      <w:r>
+        <w:t>Bảng danh sách suất chiếu</w:t>
+      </w:r>
+    </w:p>
+    <w:p>
+      <w:pPr>
+        <w:pStyle w:val="ListParagraph"/>
+        <w:numPr>
+          <w:ilvl w:val="1"/>
+          <w:numId w:val="1"/>
+        </w:numPr>
+      </w:pPr>
+      <w:r>
+        <w:t>Bộ lọc theo phim, phòng, ngày</w:t>
+      </w:r>
+    </w:p>
+    <w:p>
+      <w:pPr>
+        <w:pStyle w:val="ListParagraph"/>
+        <w:numPr>
+          <w:ilvl w:val="1"/>
+          <w:numId w:val="1"/>
+        </w:numPr>
+      </w:pPr>
+      <w:r>
+        <w:t>Form thêm/sửa suất chiếu</w:t>
+      </w:r>
+    </w:p>
+    <w:p>
+      <w:pPr>
+        <w:pStyle w:val="ListParagraph"/>
+        <w:numPr>
+          <w:ilvl w:val="1"/>
+          <w:numId w:val="1"/>
+        </w:numPr>
+      </w:pPr>
+      <w:r>
+        <w:t>Khu vực giá vé</w:t>
+      </w:r>
+    </w:p>
+    <w:p>
+      <w:pPr>
+        <w:pStyle w:val="ListParagraph"/>
+        <w:numPr>
+          <w:ilvl w:val="0"/>
+          <w:numId w:val="1"/>
+        </w:numPr>
+      </w:pPr>
+      <w:r>
+        <w:t>MovieSessionView.fxml</w:t>
+      </w:r>
+    </w:p>
+    <w:p>
+      <w:pPr>
+        <w:pStyle w:val="ListParagraph"/>
+        <w:numPr>
+          <w:ilvl w:val="0"/>
+          <w:numId w:val="1"/>
+        </w:numPr>
+      </w:pPr>
+      <w:r>
+        <w:t>MovieSessionController.java</w:t>
+      </w:r>
+    </w:p>
+    <w:p>
+      <w:pPr>
+        <w:pStyle w:val="ListParagraph"/>
+        <w:numPr>
+          <w:ilvl w:val="0"/>
+          <w:numId w:val="1"/>
+        </w:numPr>
+      </w:pPr>
+      <w:r>
+        <w:t>Service:</w:t>
+      </w:r>
+    </w:p>
+    <w:p>
+      <w:pPr>
+        <w:pStyle w:val="ListParagraph"/>
+        <w:numPr>
+          <w:ilvl w:val="1"/>
+          <w:numId w:val="1"/>
+        </w:numPr>
+      </w:pPr>
+      <w:r>
+        <w:t>MovieSessionService</w:t>
+      </w:r>
+    </w:p>
+    <w:p>
+      <w:pPr>
+        <w:pStyle w:val="ListParagraph"/>
+        <w:numPr>
+          <w:ilvl w:val="1"/>
+          <w:numId w:val="1"/>
+        </w:numPr>
+      </w:pPr>
+      <w:r>
+        <w:t>TicketPricingService</w:t>
+      </w:r>
+    </w:p>
+    <w:p>
+      <w:r>
+        <w:t>Theater / Room / Seat Management Screen</w:t>
+      </w:r>
+    </w:p>
+    <w:p>
+      <w:pPr>
+        <w:pStyle w:val="ListParagraph"/>
+        <w:numPr>
+          <w:ilvl w:val="0"/>
+          <w:numId w:val="1"/>
+        </w:numPr>
+      </w:pPr>
+      <w:r>
+        <w:t xml:space="preserve">Bao gồm </w:t>
+      </w:r>
+      <w:r>
+        <w:t>Theater</w:t>
+      </w:r>
+      <w:r>
+        <w:t xml:space="preserve"> </w:t>
+      </w:r>
+      <w:r>
+        <w:t>Screen</w:t>
+      </w:r>
+      <w:r>
+        <w:t xml:space="preserve"> </w:t>
+      </w:r>
+      <w:r>
+        <w:t>ScreenType</w:t>
+      </w:r>
+      <w:r>
+        <w:t xml:space="preserve"> </w:t>
+      </w:r>
+      <w:r>
+        <w:t>Seat</w:t>
+      </w:r>
+      <w:r>
+        <w:t xml:space="preserve"> </w:t>
+      </w:r>
+      <w:r>
+        <w:t>SeatType</w:t>
+      </w:r>
+    </w:p>
+    <w:p>
+      <w:pPr>
+        <w:pStyle w:val="ListParagraph"/>
+        <w:numPr>
+          <w:ilvl w:val="0"/>
+          <w:numId w:val="1"/>
+        </w:numPr>
+      </w:pPr>
+      <w:r>
+        <w:t>Gôm thành tab:</w:t>
+      </w:r>
+    </w:p>
+    <w:p>
+      <w:pPr>
+        <w:pStyle w:val="ListParagraph"/>
+        <w:numPr>
+          <w:ilvl w:val="1"/>
+          <w:numId w:val="1"/>
+        </w:numPr>
+      </w:pPr>
+      <w:r>
+        <w:t>Tab 1: Rạp</w:t>
+      </w:r>
+    </w:p>
+    <w:p>
+      <w:pPr>
+        <w:pStyle w:val="ListParagraph"/>
+        <w:numPr>
+          <w:ilvl w:val="1"/>
+          <w:numId w:val="1"/>
+        </w:numPr>
+      </w:pPr>
+      <w:r>
+        <w:t>Tab 2: Phòng chiếu</w:t>
+      </w:r>
+    </w:p>
+    <w:p>
+      <w:pPr>
+        <w:pStyle w:val="ListParagraph"/>
+        <w:numPr>
+          <w:ilvl w:val="1"/>
+          <w:numId w:val="1"/>
+        </w:numPr>
+      </w:pPr>
+      <w:r>
+        <w:t>Tab 3: Ghế</w:t>
+      </w:r>
+    </w:p>
+    <w:p>
+      <w:pPr>
+        <w:pStyle w:val="ListParagraph"/>
+        <w:numPr>
+          <w:ilvl w:val="1"/>
+          <w:numId w:val="1"/>
+        </w:numPr>
+      </w:pPr>
+      <w:r>
+        <w:lastRenderedPageBreak/>
+        <w:t>Tab 4: Loại phòng / loại ghế</w:t>
+      </w:r>
+    </w:p>
+    <w:p>
+      <w:pPr>
+        <w:pStyle w:val="ListParagraph"/>
+        <w:numPr>
+          <w:ilvl w:val="0"/>
+          <w:numId w:val="1"/>
+        </w:numPr>
+      </w:pPr>
+      <w:r>
+        <w:t>TheaterManagementView.fxml</w:t>
+      </w:r>
+    </w:p>
+    <w:p>
+      <w:pPr>
+        <w:pStyle w:val="ListParagraph"/>
+        <w:numPr>
+          <w:ilvl w:val="0"/>
+          <w:numId w:val="1"/>
+        </w:numPr>
+      </w:pPr>
+      <w:r>
+        <w:t>TheaterManagementController.java</w:t>
+      </w:r>
+    </w:p>
+    <w:p>
+      <w:pPr>
+        <w:pStyle w:val="ListParagraph"/>
+        <w:numPr>
+          <w:ilvl w:val="0"/>
+          <w:numId w:val="1"/>
+        </w:numPr>
+      </w:pPr>
+      <w:r>
+        <w:t>Service:</w:t>
+      </w:r>
+    </w:p>
+    <w:p>
+      <w:pPr>
+        <w:pStyle w:val="ListParagraph"/>
+        <w:numPr>
+          <w:ilvl w:val="1"/>
+          <w:numId w:val="1"/>
+        </w:numPr>
+      </w:pPr>
+      <w:r>
+        <w:t>TheaterService</w:t>
+      </w:r>
+    </w:p>
+    <w:p>
+      <w:pPr>
+        <w:pStyle w:val="ListParagraph"/>
+        <w:numPr>
+          <w:ilvl w:val="1"/>
+          <w:numId w:val="1"/>
+        </w:numPr>
+      </w:pPr>
+      <w:r>
+        <w:t>ScreenService</w:t>
+      </w:r>
+    </w:p>
+    <w:p>
+      <w:pPr>
+        <w:pStyle w:val="ListParagraph"/>
+        <w:numPr>
+          <w:ilvl w:val="1"/>
+          <w:numId w:val="1"/>
+        </w:numPr>
+      </w:pPr>
+      <w:r>
+        <w:t>SeatService</w:t>
+      </w:r>
+    </w:p>
+    <w:p>
+      <w:r>
+        <w:t>Product Management Screen</w:t>
+      </w:r>
+    </w:p>
+    <w:p>
+      <w:pPr>
+        <w:pStyle w:val="ListParagraph"/>
+        <w:numPr>
+          <w:ilvl w:val="0"/>
+          <w:numId w:val="1"/>
+        </w:numPr>
+      </w:pPr>
+      <w:r>
+        <w:t>Gom: Product, ProductType</w:t>
+      </w:r>
+    </w:p>
+    <w:p>
+      <w:pPr>
+        <w:pStyle w:val="ListParagraph"/>
+        <w:numPr>
+          <w:ilvl w:val="0"/>
+          <w:numId w:val="1"/>
+        </w:numPr>
+      </w:pPr>
+      <w:r>
+        <w:t>Thiết kế:</w:t>
+      </w:r>
+    </w:p>
+    <w:p>
+      <w:pPr>
+        <w:pStyle w:val="ListParagraph"/>
+        <w:numPr>
+          <w:ilvl w:val="1"/>
+          <w:numId w:val="1"/>
+        </w:numPr>
+      </w:pPr>
+      <w:r>
+        <w:t>Bảng sản phẩm</w:t>
+      </w:r>
+    </w:p>
+    <w:p>
+      <w:pPr>
+        <w:pStyle w:val="ListParagraph"/>
+        <w:numPr>
+          <w:ilvl w:val="1"/>
+          <w:numId w:val="1"/>
+        </w:numPr>
+      </w:pPr>
+      <w:r>
+        <w:t>Tìm kiếm sản phẩm</w:t>
+      </w:r>
+    </w:p>
+    <w:p>
+      <w:pPr>
+        <w:pStyle w:val="ListParagraph"/>
+        <w:numPr>
+          <w:ilvl w:val="1"/>
+          <w:numId w:val="1"/>
+        </w:numPr>
+      </w:pPr>
+      <w:r>
+        <w:t>Form thêm/sửa/xóa</w:t>
+      </w:r>
+    </w:p>
+    <w:p>
+      <w:pPr>
+        <w:pStyle w:val="ListParagraph"/>
+        <w:numPr>
+          <w:ilvl w:val="1"/>
+          <w:numId w:val="1"/>
+        </w:numPr>
+      </w:pPr>
+      <w:r>
+        <w:t>ComboBox chọn loại sản phẩm</w:t>
+      </w:r>
+    </w:p>
+    <w:p>
+      <w:pPr>
+        <w:pStyle w:val="ListParagraph"/>
+        <w:numPr>
+          <w:ilvl w:val="1"/>
+          <w:numId w:val="1"/>
+        </w:numPr>
+      </w:pPr>
+      <w:r>
+        <w:t>Trạng thái còn bán / ngừng bán</w:t>
+      </w:r>
+    </w:p>
+    <w:p>
+      <w:pPr>
+        <w:pStyle w:val="ListParagraph"/>
+        <w:numPr>
+          <w:ilvl w:val="0"/>
+          <w:numId w:val="1"/>
+        </w:numPr>
+      </w:pPr>
+      <w:r>
+        <w:t>ProductManagementView.fxml</w:t>
+      </w:r>
+    </w:p>
+    <w:p>
+      <w:pPr>
+        <w:pStyle w:val="ListParagraph"/>
+        <w:numPr>
+          <w:ilvl w:val="0"/>
+          <w:numId w:val="1"/>
+        </w:numPr>
+      </w:pPr>
+      <w:r>
+        <w:t>ProductManagementController.java</w:t>
+      </w:r>
+    </w:p>
+    <w:p>
+      <w:pPr>
+        <w:pStyle w:val="ListParagraph"/>
+        <w:numPr>
+          <w:ilvl w:val="0"/>
+          <w:numId w:val="1"/>
+        </w:numPr>
+      </w:pPr>
+      <w:r>
+        <w:t>Service</w:t>
+      </w:r>
+    </w:p>
+    <w:p>
+      <w:pPr>
+        <w:pStyle w:val="ListParagraph"/>
+        <w:numPr>
+          <w:ilvl w:val="1"/>
+          <w:numId w:val="1"/>
+        </w:numPr>
+      </w:pPr>
+      <w:r>
+        <w:t>ProductService</w:t>
+      </w:r>
+    </w:p>
+    <w:p>
+      <w:r>
+        <w:t>Employee Management Screen</w:t>
+      </w:r>
+    </w:p>
+    <w:p>
+      <w:pPr>
+        <w:pStyle w:val="ListParagraph"/>
+        <w:numPr>
+          <w:ilvl w:val="0"/>
+          <w:numId w:val="1"/>
+        </w:numPr>
+      </w:pPr>
+      <w:r>
+        <w:t>Gom: Employee, EmployeeAccount, JobTitle</w:t>
+      </w:r>
+    </w:p>
+    <w:p>
+      <w:pPr>
+        <w:pStyle w:val="ListParagraph"/>
+        <w:numPr>
+          <w:ilvl w:val="0"/>
+          <w:numId w:val="1"/>
+        </w:numPr>
+      </w:pPr>
+      <w:r>
+        <w:t>Thiết kế:</w:t>
+      </w:r>
+    </w:p>
+    <w:p>
+      <w:pPr>
+        <w:pStyle w:val="ListParagraph"/>
+        <w:numPr>
+          <w:ilvl w:val="1"/>
+          <w:numId w:val="1"/>
+        </w:numPr>
+      </w:pPr>
+      <w:r>
+        <w:t>Tab 1: Nhân viên</w:t>
+      </w:r>
+    </w:p>
+    <w:p>
+      <w:pPr>
+        <w:pStyle w:val="ListParagraph"/>
+        <w:numPr>
+          <w:ilvl w:val="1"/>
+          <w:numId w:val="1"/>
+        </w:numPr>
+      </w:pPr>
+      <w:r>
+        <w:t>Tab 2: Tài khoản</w:t>
+      </w:r>
+    </w:p>
+    <w:p>
+      <w:pPr>
+        <w:pStyle w:val="ListParagraph"/>
+        <w:numPr>
+          <w:ilvl w:val="1"/>
+          <w:numId w:val="1"/>
+        </w:numPr>
+      </w:pPr>
+      <w:r>
+        <w:t>Tab 3: Chức vụ</w:t>
+      </w:r>
+    </w:p>
+    <w:p>
+      <w:pPr>
+        <w:pStyle w:val="ListParagraph"/>
+        <w:numPr>
+          <w:ilvl w:val="0"/>
+          <w:numId w:val="1"/>
+        </w:numPr>
+      </w:pPr>
+      <w:r>
+        <w:t>EmployeeManagementView.fxml</w:t>
+      </w:r>
+    </w:p>
+    <w:p>
+      <w:pPr>
+        <w:pStyle w:val="ListParagraph"/>
+        <w:numPr>
+          <w:ilvl w:val="0"/>
+          <w:numId w:val="1"/>
+        </w:numPr>
+      </w:pPr>
+      <w:r>
+        <w:t>EmployeeManagementController.java</w:t>
+      </w:r>
+    </w:p>
+    <w:p>
+      <w:pPr>
+        <w:pStyle w:val="ListParagraph"/>
+        <w:numPr>
+          <w:ilvl w:val="0"/>
+          <w:numId w:val="1"/>
+        </w:numPr>
+      </w:pPr>
+      <w:r>
+        <w:t>Service:</w:t>
+      </w:r>
+    </w:p>
+    <w:p>
+      <w:pPr>
+        <w:pStyle w:val="ListParagraph"/>
+        <w:numPr>
+          <w:ilvl w:val="1"/>
+          <w:numId w:val="1"/>
+        </w:numPr>
+      </w:pPr>
+      <w:r>
+        <w:t>EmployeeService</w:t>
+      </w:r>
+    </w:p>
+    <w:p>
+      <w:pPr>
+        <w:pStyle w:val="ListParagraph"/>
+        <w:numPr>
+          <w:ilvl w:val="1"/>
+          <w:numId w:val="1"/>
+        </w:numPr>
+      </w:pPr>
+      <w:r>
+        <w:t>EmployeeAccountService</w:t>
+      </w:r>
+    </w:p>
+    <w:p>
+      <w:r>
+        <w:t>Statistic Screen</w:t>
+      </w:r>
+    </w:p>
+    <w:p>
+      <w:pPr>
+        <w:pStyle w:val="ListParagraph"/>
+        <w:numPr>
+          <w:ilvl w:val="0"/>
           <w:numId w:val="1"/>
         </w:numPr>
       </w:pPr>
@@ -364,1079 +1480,48 @@
       <w:pPr>
         <w:pStyle w:val="ListParagraph"/>
         <w:numPr>
-          <w:ilvl w:val="1"/>
-          <w:numId w:val="1"/>
-        </w:numPr>
-      </w:pPr>
-      <w:r>
-        <w:t>Đăng xuất</w:t>
-      </w:r>
-    </w:p>
-    <w:p>
-      <w:pPr>
-        <w:pStyle w:val="ListParagraph"/>
-        <w:numPr>
-          <w:ilvl w:val="0"/>
-          <w:numId w:val="1"/>
-        </w:numPr>
-      </w:pPr>
-      <w:r>
-        <w:t>MainLyaout</w:t>
-      </w:r>
-    </w:p>
-    <w:p>
-      <w:pPr>
-        <w:pStyle w:val="ListParagraph"/>
-        <w:numPr>
-          <w:ilvl w:val="0"/>
-          <w:numId w:val="1"/>
-        </w:numPr>
-      </w:pPr>
-      <w:r>
-        <w:t>MainController</w:t>
-      </w:r>
-    </w:p>
-    <w:p>
-      <w:r>
-        <w:t>Ticke Sale Screen</w:t>
-      </w:r>
-    </w:p>
-    <w:p>
-      <w:pPr>
-        <w:pStyle w:val="ListParagraph"/>
-        <w:numPr>
-          <w:ilvl w:val="0"/>
-          <w:numId w:val="1"/>
-        </w:numPr>
-      </w:pPr>
-      <w:r>
-        <w:t>Quan trong nhất, xử lý nghiệp vụ lập hóa đơn, xuất hóa đơn</w:t>
-      </w:r>
-    </w:p>
-    <w:p>
-      <w:pPr>
-        <w:pStyle w:val="ListParagraph"/>
-        <w:numPr>
-          <w:ilvl w:val="0"/>
-          <w:numId w:val="1"/>
-        </w:numPr>
-      </w:pPr>
-      <w:r>
-        <w:t xml:space="preserve">Luồng: </w:t>
-      </w:r>
-      <w:r>
-        <w:t>Chọn phim → chọn suất chiếu → chọn ghế → chọn sản phẩm → thanh toán</w:t>
-      </w:r>
-    </w:p>
-    <w:p>
-      <w:pPr>
-        <w:pStyle w:val="ListParagraph"/>
-        <w:numPr>
-          <w:ilvl w:val="0"/>
-          <w:numId w:val="1"/>
-        </w:numPr>
-      </w:pPr>
-      <w:r>
-        <w:t>Bố cục:</w:t>
-      </w:r>
-    </w:p>
-    <w:p>
-      <w:pPr>
-        <w:pStyle w:val="ListParagraph"/>
-        <w:numPr>
-          <w:ilvl w:val="1"/>
-          <w:numId w:val="1"/>
-        </w:numPr>
-      </w:pPr>
-      <w:r>
-        <w:t>Bên traiL danh sách phim đang chiếu</w:t>
-      </w:r>
-    </w:p>
-    <w:p>
-      <w:pPr>
-        <w:pStyle w:val="ListParagraph"/>
-        <w:numPr>
-          <w:ilvl w:val="1"/>
-          <w:numId w:val="1"/>
-        </w:numPr>
-      </w:pPr>
-      <w:r>
-        <w:t>Ở giữa: suất chiếu theo phim</w:t>
-      </w:r>
-    </w:p>
-    <w:p>
-      <w:pPr>
-        <w:pStyle w:val="ListParagraph"/>
-        <w:numPr>
-          <w:ilvl w:val="1"/>
-          <w:numId w:val="1"/>
-        </w:numPr>
-      </w:pPr>
-      <w:r>
-        <w:t>Bên phải: sơ đồ ghế</w:t>
-      </w:r>
-    </w:p>
-    <w:p>
-      <w:pPr>
-        <w:pStyle w:val="ListParagraph"/>
-        <w:numPr>
-          <w:ilvl w:val="1"/>
-          <w:numId w:val="1"/>
-        </w:numPr>
-      </w:pPr>
-      <w:r>
-        <w:t>Dưới cùng: giỏ vé + tổng tiền + nút thanh toán</w:t>
-      </w:r>
-    </w:p>
-    <w:p>
-      <w:pPr>
-        <w:pStyle w:val="ListParagraph"/>
-        <w:numPr>
-          <w:ilvl w:val="0"/>
-          <w:numId w:val="1"/>
-        </w:numPr>
-      </w:pPr>
-      <w:r>
-        <w:t>TicketSaleView</w:t>
-      </w:r>
-    </w:p>
-    <w:p>
-      <w:pPr>
-        <w:pStyle w:val="ListParagraph"/>
-        <w:numPr>
-          <w:ilvl w:val="0"/>
-          <w:numId w:val="1"/>
-        </w:numPr>
-      </w:pPr>
-      <w:r>
-        <w:t>TicketSaleController</w:t>
-      </w:r>
-    </w:p>
-    <w:p>
-      <w:r>
-        <w:t>Invoice Screen</w:t>
-      </w:r>
-    </w:p>
-    <w:p>
-      <w:pPr>
-        <w:pStyle w:val="ListParagraph"/>
-        <w:numPr>
-          <w:ilvl w:val="0"/>
-          <w:numId w:val="1"/>
-        </w:numPr>
-      </w:pPr>
-      <w:r>
-        <w:t>Xem danh sách hóa đơn</w:t>
-      </w:r>
-    </w:p>
-    <w:p>
-      <w:pPr>
-        <w:pStyle w:val="ListParagraph"/>
-        <w:numPr>
-          <w:ilvl w:val="0"/>
-          <w:numId w:val="1"/>
-        </w:numPr>
-      </w:pPr>
-      <w:r>
-        <w:t>Xem chi tiết hóa đơn</w:t>
-      </w:r>
-    </w:p>
-    <w:p>
-      <w:pPr>
-        <w:pStyle w:val="ListParagraph"/>
-        <w:numPr>
-          <w:ilvl w:val="0"/>
-          <w:numId w:val="1"/>
-        </w:numPr>
-      </w:pPr>
-      <w:r>
-        <w:t>TÌm hóa đơn</w:t>
-      </w:r>
-    </w:p>
-    <w:p>
-      <w:pPr>
-        <w:pStyle w:val="ListParagraph"/>
-        <w:numPr>
-          <w:ilvl w:val="0"/>
-          <w:numId w:val="1"/>
-        </w:numPr>
-      </w:pPr>
-      <w:r>
-        <w:t>In / xuất hóa đơn</w:t>
-      </w:r>
-    </w:p>
-    <w:p>
-      <w:pPr>
-        <w:pStyle w:val="ListParagraph"/>
-        <w:numPr>
-          <w:ilvl w:val="0"/>
-          <w:numId w:val="1"/>
-        </w:numPr>
-      </w:pPr>
-      <w:r>
-        <w:t>Bố cục</w:t>
-      </w:r>
-    </w:p>
-    <w:p>
-      <w:pPr>
-        <w:pStyle w:val="ListParagraph"/>
-        <w:numPr>
-          <w:ilvl w:val="1"/>
-          <w:numId w:val="1"/>
-        </w:numPr>
-      </w:pPr>
-      <w:r>
-        <w:t>Trái: bảng danh sách hóa đôn</w:t>
-      </w:r>
-    </w:p>
-    <w:p>
-      <w:pPr>
-        <w:pStyle w:val="ListParagraph"/>
-        <w:numPr>
-          <w:ilvl w:val="1"/>
-          <w:numId w:val="1"/>
-        </w:numPr>
-      </w:pPr>
-      <w:r>
-        <w:t>Phải: chỉ tiết hóa đơn</w:t>
-      </w:r>
-    </w:p>
-    <w:p>
-      <w:pPr>
-        <w:pStyle w:val="ListParagraph"/>
-        <w:numPr>
-          <w:ilvl w:val="1"/>
-          <w:numId w:val="1"/>
-        </w:numPr>
-      </w:pPr>
-      <w:r>
-        <w:t>Dưới: tổng tiền, phương thức thanh toán</w:t>
-      </w:r>
-    </w:p>
-    <w:p>
-      <w:pPr>
-        <w:pStyle w:val="ListParagraph"/>
-        <w:numPr>
-          <w:ilvl w:val="0"/>
-          <w:numId w:val="1"/>
-        </w:numPr>
-      </w:pPr>
-      <w:r>
-        <w:t>InvoiceView</w:t>
-      </w:r>
-    </w:p>
-    <w:p>
-      <w:pPr>
-        <w:pStyle w:val="ListParagraph"/>
-        <w:numPr>
-          <w:ilvl w:val="0"/>
-          <w:numId w:val="1"/>
-        </w:numPr>
-      </w:pPr>
-      <w:r>
-        <w:t>InvoiceController</w:t>
-      </w:r>
-    </w:p>
-    <w:p>
-      <w:r>
-        <w:t>MovieManagement Screen</w:t>
-      </w:r>
-    </w:p>
-    <w:p>
-      <w:pPr>
-        <w:pStyle w:val="ListParagraph"/>
-        <w:numPr>
-          <w:ilvl w:val="0"/>
-          <w:numId w:val="1"/>
-        </w:numPr>
-      </w:pPr>
-      <w:r>
-        <w:t xml:space="preserve">Bao gồm </w:t>
-      </w:r>
-      <w:r>
-        <w:t>Movie, Director, Genre, MovieDirector, MovieGenre</w:t>
-      </w:r>
-    </w:p>
-    <w:p>
-      <w:pPr>
-        <w:pStyle w:val="ListParagraph"/>
-        <w:numPr>
-          <w:ilvl w:val="0"/>
+          <w:ilvl w:val="0"/>
+          <w:numId w:val="1"/>
+        </w:numPr>
+      </w:pPr>
+      <w:r>
+        <w:t xml:space="preserve">Gồm </w:t>
+      </w:r>
+    </w:p>
+    <w:p>
+      <w:pPr>
+        <w:pStyle w:val="ListParagraph"/>
+        <w:numPr>
+          <w:ilvl w:val="1"/>
+          <w:numId w:val="1"/>
+        </w:numPr>
+      </w:pPr>
+      <w:r>
+        <w:t>Doanh thu theo ngày</w:t>
+      </w:r>
+    </w:p>
+    <w:p>
+      <w:pPr>
+        <w:pStyle w:val="ListParagraph"/>
+        <w:numPr>
+          <w:ilvl w:val="1"/>
+          <w:numId w:val="1"/>
+        </w:numPr>
+      </w:pPr>
+      <w:r>
+        <w:t>Số vé bán</w:t>
+      </w:r>
+    </w:p>
+    <w:p>
+      <w:pPr>
+        <w:pStyle w:val="ListParagraph"/>
+        <w:numPr>
+          <w:ilvl w:val="1"/>
           <w:numId w:val="1"/>
         </w:numPr>
       </w:pPr>
       <w:r>
         <w:lastRenderedPageBreak/>
-        <w:t>Thiết kế theo tab</w:t>
-      </w:r>
-    </w:p>
-    <w:p>
-      <w:pPr>
-        <w:pStyle w:val="ListParagraph"/>
-        <w:numPr>
-          <w:ilvl w:val="1"/>
-          <w:numId w:val="1"/>
-        </w:numPr>
-      </w:pPr>
-      <w:r>
-        <w:t>Tab 1: Phim</w:t>
-      </w:r>
-    </w:p>
-    <w:p>
-      <w:pPr>
-        <w:pStyle w:val="ListParagraph"/>
-        <w:numPr>
-          <w:ilvl w:val="1"/>
-          <w:numId w:val="1"/>
-        </w:numPr>
-      </w:pPr>
-      <w:r>
-        <w:t>Tab 2: Đạo diễn</w:t>
-      </w:r>
-    </w:p>
-    <w:p>
-      <w:pPr>
-        <w:pStyle w:val="ListParagraph"/>
-        <w:numPr>
-          <w:ilvl w:val="1"/>
-          <w:numId w:val="1"/>
-        </w:numPr>
-      </w:pPr>
-      <w:r>
-        <w:t>Tab 3: Thể loại</w:t>
-      </w:r>
-    </w:p>
-    <w:p>
-      <w:pPr>
-        <w:pStyle w:val="ListParagraph"/>
-        <w:numPr>
-          <w:ilvl w:val="1"/>
-          <w:numId w:val="1"/>
-        </w:numPr>
-      </w:pPr>
-      <w:r>
-        <w:t>Tab 4: Gán đạo diễn / thể loại cho phim</w:t>
-      </w:r>
-    </w:p>
-    <w:p>
-      <w:pPr>
-        <w:pStyle w:val="ListParagraph"/>
-        <w:numPr>
-          <w:ilvl w:val="0"/>
-          <w:numId w:val="1"/>
-        </w:numPr>
-      </w:pPr>
-      <w:r>
-        <w:t>MovieManagementView.fxml</w:t>
-      </w:r>
-    </w:p>
-    <w:p>
-      <w:pPr>
-        <w:pStyle w:val="ListParagraph"/>
-        <w:numPr>
-          <w:ilvl w:val="0"/>
-          <w:numId w:val="1"/>
-        </w:numPr>
-      </w:pPr>
-      <w:r>
-        <w:t>MovieManagementController.java</w:t>
-      </w:r>
-    </w:p>
-    <w:p>
-      <w:pPr>
-        <w:pStyle w:val="ListParagraph"/>
-        <w:numPr>
-          <w:ilvl w:val="0"/>
-          <w:numId w:val="1"/>
-        </w:numPr>
-      </w:pPr>
-      <w:r>
-        <w:t>Service</w:t>
-      </w:r>
-    </w:p>
-    <w:p>
-      <w:pPr>
-        <w:pStyle w:val="ListParagraph"/>
-        <w:numPr>
-          <w:ilvl w:val="1"/>
-          <w:numId w:val="1"/>
-        </w:numPr>
-      </w:pPr>
-      <w:r>
-        <w:t>MovieService</w:t>
-      </w:r>
-    </w:p>
-    <w:p>
-      <w:pPr>
-        <w:pStyle w:val="ListParagraph"/>
-        <w:numPr>
-          <w:ilvl w:val="1"/>
-          <w:numId w:val="1"/>
-        </w:numPr>
-      </w:pPr>
-      <w:r>
-        <w:t>DirectorService</w:t>
-      </w:r>
-    </w:p>
-    <w:p>
-      <w:pPr>
-        <w:pStyle w:val="ListParagraph"/>
-        <w:numPr>
-          <w:ilvl w:val="1"/>
-          <w:numId w:val="1"/>
-        </w:numPr>
-      </w:pPr>
-      <w:r>
-        <w:t>GenreService</w:t>
-      </w:r>
-    </w:p>
-    <w:p>
-      <w:r>
-        <w:t>Movie Session Screen</w:t>
-      </w:r>
-    </w:p>
-    <w:p>
-      <w:pPr>
-        <w:pStyle w:val="ListParagraph"/>
-        <w:numPr>
-          <w:ilvl w:val="0"/>
-          <w:numId w:val="1"/>
-        </w:numPr>
-      </w:pPr>
-      <w:r>
-        <w:t xml:space="preserve">Bao gồm: </w:t>
-      </w:r>
-      <w:r>
-        <w:t>MovieSession</w:t>
-      </w:r>
-      <w:r>
-        <w:t xml:space="preserve">, </w:t>
-      </w:r>
-      <w:r>
-        <w:t>TicketPricing</w:t>
-      </w:r>
-    </w:p>
-    <w:p>
-      <w:pPr>
-        <w:pStyle w:val="ListParagraph"/>
-        <w:numPr>
-          <w:ilvl w:val="0"/>
-          <w:numId w:val="1"/>
-        </w:numPr>
-      </w:pPr>
-      <w:r>
-        <w:t>Thiết kế:</w:t>
-      </w:r>
-    </w:p>
-    <w:p>
-      <w:pPr>
-        <w:pStyle w:val="ListParagraph"/>
-        <w:numPr>
-          <w:ilvl w:val="1"/>
-          <w:numId w:val="1"/>
-        </w:numPr>
-      </w:pPr>
-      <w:r>
-        <w:t>Bảng danh sách suất chiếu</w:t>
-      </w:r>
-    </w:p>
-    <w:p>
-      <w:pPr>
-        <w:pStyle w:val="ListParagraph"/>
-        <w:numPr>
-          <w:ilvl w:val="1"/>
-          <w:numId w:val="1"/>
-        </w:numPr>
-      </w:pPr>
-      <w:r>
-        <w:t>Bộ lọc theo phim, phòng, ngày</w:t>
-      </w:r>
-    </w:p>
-    <w:p>
-      <w:pPr>
-        <w:pStyle w:val="ListParagraph"/>
-        <w:numPr>
-          <w:ilvl w:val="1"/>
-          <w:numId w:val="1"/>
-        </w:numPr>
-      </w:pPr>
-      <w:r>
-        <w:t>Form thêm/sửa suất chiếu</w:t>
-      </w:r>
-    </w:p>
-    <w:p>
-      <w:pPr>
-        <w:pStyle w:val="ListParagraph"/>
-        <w:numPr>
-          <w:ilvl w:val="1"/>
-          <w:numId w:val="1"/>
-        </w:numPr>
-      </w:pPr>
-      <w:r>
-        <w:t>Khu vực giá vé</w:t>
-      </w:r>
-    </w:p>
-    <w:p>
-      <w:pPr>
-        <w:pStyle w:val="ListParagraph"/>
-        <w:numPr>
-          <w:ilvl w:val="0"/>
-          <w:numId w:val="1"/>
-        </w:numPr>
-      </w:pPr>
-      <w:r>
-        <w:t>MovieSessionView.fxml</w:t>
-      </w:r>
-    </w:p>
-    <w:p>
-      <w:pPr>
-        <w:pStyle w:val="ListParagraph"/>
-        <w:numPr>
-          <w:ilvl w:val="0"/>
-          <w:numId w:val="1"/>
-        </w:numPr>
-      </w:pPr>
-      <w:r>
-        <w:t>MovieSessionController.java</w:t>
-      </w:r>
-    </w:p>
-    <w:p>
-      <w:pPr>
-        <w:pStyle w:val="ListParagraph"/>
-        <w:numPr>
-          <w:ilvl w:val="0"/>
-          <w:numId w:val="1"/>
-        </w:numPr>
-      </w:pPr>
-      <w:r>
-        <w:t>Service:</w:t>
-      </w:r>
-    </w:p>
-    <w:p>
-      <w:pPr>
-        <w:pStyle w:val="ListParagraph"/>
-        <w:numPr>
-          <w:ilvl w:val="1"/>
-          <w:numId w:val="1"/>
-        </w:numPr>
-      </w:pPr>
-      <w:r>
-        <w:t>MovieSessionService</w:t>
-      </w:r>
-    </w:p>
-    <w:p>
-      <w:pPr>
-        <w:pStyle w:val="ListParagraph"/>
-        <w:numPr>
-          <w:ilvl w:val="1"/>
-          <w:numId w:val="1"/>
-        </w:numPr>
-      </w:pPr>
-      <w:r>
-        <w:t>TicketPricingService</w:t>
-      </w:r>
-    </w:p>
-    <w:p>
-      <w:r>
-        <w:t>Theater / Room / Seat Management Screen</w:t>
-      </w:r>
-    </w:p>
-    <w:p>
-      <w:pPr>
-        <w:pStyle w:val="ListParagraph"/>
-        <w:numPr>
-          <w:ilvl w:val="0"/>
-          <w:numId w:val="1"/>
-        </w:numPr>
-      </w:pPr>
-      <w:r>
-        <w:t xml:space="preserve">Bao gồm </w:t>
-      </w:r>
-      <w:r>
-        <w:t>Theater</w:t>
-      </w:r>
-      <w:r>
-        <w:t xml:space="preserve"> </w:t>
-      </w:r>
-      <w:r>
-        <w:t>Screen</w:t>
-      </w:r>
-      <w:r>
-        <w:t xml:space="preserve"> </w:t>
-      </w:r>
-      <w:r>
-        <w:t>ScreenType</w:t>
-      </w:r>
-      <w:r>
-        <w:t xml:space="preserve"> </w:t>
-      </w:r>
-      <w:r>
-        <w:t>Seat</w:t>
-      </w:r>
-      <w:r>
-        <w:t xml:space="preserve"> </w:t>
-      </w:r>
-      <w:r>
-        <w:t>SeatType</w:t>
-      </w:r>
-    </w:p>
-    <w:p>
-      <w:pPr>
-        <w:pStyle w:val="ListParagraph"/>
-        <w:numPr>
-          <w:ilvl w:val="0"/>
-          <w:numId w:val="1"/>
-        </w:numPr>
-      </w:pPr>
-      <w:r>
-        <w:t>Gôm thành tab:</w:t>
-      </w:r>
-    </w:p>
-    <w:p>
-      <w:pPr>
-        <w:pStyle w:val="ListParagraph"/>
-        <w:numPr>
-          <w:ilvl w:val="1"/>
-          <w:numId w:val="1"/>
-        </w:numPr>
-      </w:pPr>
-      <w:r>
-        <w:t>Tab 1: Rạp</w:t>
-      </w:r>
-    </w:p>
-    <w:p>
-      <w:pPr>
-        <w:pStyle w:val="ListParagraph"/>
-        <w:numPr>
-          <w:ilvl w:val="1"/>
-          <w:numId w:val="1"/>
-        </w:numPr>
-      </w:pPr>
-      <w:r>
-        <w:t>Tab 2: Phòng chiếu</w:t>
-      </w:r>
-    </w:p>
-    <w:p>
-      <w:pPr>
-        <w:pStyle w:val="ListParagraph"/>
-        <w:numPr>
-          <w:ilvl w:val="1"/>
-          <w:numId w:val="1"/>
-        </w:numPr>
-      </w:pPr>
-      <w:r>
-        <w:t>Tab 3: Ghế</w:t>
-      </w:r>
-    </w:p>
-    <w:p>
-      <w:pPr>
-        <w:pStyle w:val="ListParagraph"/>
-        <w:numPr>
-          <w:ilvl w:val="1"/>
-          <w:numId w:val="1"/>
-        </w:numPr>
-      </w:pPr>
-      <w:r>
-        <w:t>Tab 4: Loại phòng / loại ghế</w:t>
-      </w:r>
-    </w:p>
-    <w:p>
-      <w:pPr>
-        <w:pStyle w:val="ListParagraph"/>
-        <w:numPr>
-          <w:ilvl w:val="0"/>
-          <w:numId w:val="1"/>
-        </w:numPr>
-      </w:pPr>
-      <w:r>
-        <w:t>TheaterManagementView.fxml</w:t>
-      </w:r>
-    </w:p>
-    <w:p>
-      <w:pPr>
-        <w:pStyle w:val="ListParagraph"/>
-        <w:numPr>
-          <w:ilvl w:val="0"/>
-          <w:numId w:val="1"/>
-        </w:numPr>
-      </w:pPr>
-      <w:r>
-        <w:t>TheaterManagementController.java</w:t>
-      </w:r>
-    </w:p>
-    <w:p>
-      <w:pPr>
-        <w:pStyle w:val="ListParagraph"/>
-        <w:numPr>
-          <w:ilvl w:val="0"/>
-          <w:numId w:val="1"/>
-        </w:numPr>
-      </w:pPr>
-      <w:r>
-        <w:t>Service:</w:t>
-      </w:r>
-    </w:p>
-    <w:p>
-      <w:pPr>
-        <w:pStyle w:val="ListParagraph"/>
-        <w:numPr>
-          <w:ilvl w:val="1"/>
-          <w:numId w:val="1"/>
-        </w:numPr>
-      </w:pPr>
-      <w:r>
-        <w:t>TheaterService</w:t>
-      </w:r>
-    </w:p>
-    <w:p>
-      <w:pPr>
-        <w:pStyle w:val="ListParagraph"/>
-        <w:numPr>
-          <w:ilvl w:val="1"/>
-          <w:numId w:val="1"/>
-        </w:numPr>
-      </w:pPr>
-      <w:r>
-        <w:t>ScreenService</w:t>
-      </w:r>
-    </w:p>
-    <w:p>
-      <w:pPr>
-        <w:pStyle w:val="ListParagraph"/>
-        <w:numPr>
-          <w:ilvl w:val="1"/>
-          <w:numId w:val="1"/>
-        </w:numPr>
-      </w:pPr>
-      <w:r>
-        <w:t>SeatService</w:t>
-      </w:r>
-    </w:p>
-    <w:p>
-      <w:r>
-        <w:lastRenderedPageBreak/>
-        <w:t>Product Management Screen</w:t>
-      </w:r>
-    </w:p>
-    <w:p>
-      <w:pPr>
-        <w:pStyle w:val="ListParagraph"/>
-        <w:numPr>
-          <w:ilvl w:val="0"/>
-          <w:numId w:val="1"/>
-        </w:numPr>
-      </w:pPr>
-      <w:r>
-        <w:t>Gom: Product, ProductType</w:t>
-      </w:r>
-    </w:p>
-    <w:p>
-      <w:pPr>
-        <w:pStyle w:val="ListParagraph"/>
-        <w:numPr>
-          <w:ilvl w:val="0"/>
-          <w:numId w:val="1"/>
-        </w:numPr>
-      </w:pPr>
-      <w:r>
-        <w:t>Thiết kế:</w:t>
-      </w:r>
-    </w:p>
-    <w:p>
-      <w:pPr>
-        <w:pStyle w:val="ListParagraph"/>
-        <w:numPr>
-          <w:ilvl w:val="1"/>
-          <w:numId w:val="1"/>
-        </w:numPr>
-      </w:pPr>
-      <w:r>
-        <w:t>Bảng sản phẩm</w:t>
-      </w:r>
-    </w:p>
-    <w:p>
-      <w:pPr>
-        <w:pStyle w:val="ListParagraph"/>
-        <w:numPr>
-          <w:ilvl w:val="1"/>
-          <w:numId w:val="1"/>
-        </w:numPr>
-      </w:pPr>
-      <w:r>
-        <w:t>Tìm kiếm sản phẩm</w:t>
-      </w:r>
-    </w:p>
-    <w:p>
-      <w:pPr>
-        <w:pStyle w:val="ListParagraph"/>
-        <w:numPr>
-          <w:ilvl w:val="1"/>
-          <w:numId w:val="1"/>
-        </w:numPr>
-      </w:pPr>
-      <w:r>
-        <w:t>Form thêm/sửa/xóa</w:t>
-      </w:r>
-    </w:p>
-    <w:p>
-      <w:pPr>
-        <w:pStyle w:val="ListParagraph"/>
-        <w:numPr>
-          <w:ilvl w:val="1"/>
-          <w:numId w:val="1"/>
-        </w:numPr>
-      </w:pPr>
-      <w:r>
-        <w:t>ComboBox chọn loại sản phẩm</w:t>
-      </w:r>
-    </w:p>
-    <w:p>
-      <w:pPr>
-        <w:pStyle w:val="ListParagraph"/>
-        <w:numPr>
-          <w:ilvl w:val="1"/>
-          <w:numId w:val="1"/>
-        </w:numPr>
-      </w:pPr>
-      <w:r>
-        <w:t>Trạng thái còn bán / ngừng bán</w:t>
-      </w:r>
-    </w:p>
-    <w:p>
-      <w:pPr>
-        <w:pStyle w:val="ListParagraph"/>
-        <w:numPr>
-          <w:ilvl w:val="0"/>
-          <w:numId w:val="1"/>
-        </w:numPr>
-      </w:pPr>
-      <w:r>
-        <w:t>ProductManagementView.fxml</w:t>
-      </w:r>
-    </w:p>
-    <w:p>
-      <w:pPr>
-        <w:pStyle w:val="ListParagraph"/>
-        <w:numPr>
-          <w:ilvl w:val="0"/>
-          <w:numId w:val="1"/>
-        </w:numPr>
-      </w:pPr>
-      <w:r>
-        <w:t>ProductManagementController.java</w:t>
-      </w:r>
-    </w:p>
-    <w:p>
-      <w:pPr>
-        <w:pStyle w:val="ListParagraph"/>
-        <w:numPr>
-          <w:ilvl w:val="0"/>
-          <w:numId w:val="1"/>
-        </w:numPr>
-      </w:pPr>
-      <w:r>
-        <w:t>Service</w:t>
-      </w:r>
-    </w:p>
-    <w:p>
-      <w:pPr>
-        <w:pStyle w:val="ListParagraph"/>
-        <w:numPr>
-          <w:ilvl w:val="1"/>
-          <w:numId w:val="1"/>
-        </w:numPr>
-      </w:pPr>
-      <w:r>
-        <w:t>ProductService</w:t>
-      </w:r>
-    </w:p>
-    <w:p>
-      <w:r>
-        <w:t>Employee Management Screen</w:t>
-      </w:r>
-    </w:p>
-    <w:p>
-      <w:pPr>
-        <w:pStyle w:val="ListParagraph"/>
-        <w:numPr>
-          <w:ilvl w:val="0"/>
-          <w:numId w:val="1"/>
-        </w:numPr>
-      </w:pPr>
-      <w:r>
-        <w:t>Gom: Employee, EmployeeAccount, JobTitle</w:t>
-      </w:r>
-    </w:p>
-    <w:p>
-      <w:pPr>
-        <w:pStyle w:val="ListParagraph"/>
-        <w:numPr>
-          <w:ilvl w:val="0"/>
-          <w:numId w:val="1"/>
-        </w:numPr>
-      </w:pPr>
-      <w:r>
-        <w:t>Thiết kế:</w:t>
-      </w:r>
-    </w:p>
-    <w:p>
-      <w:pPr>
-        <w:pStyle w:val="ListParagraph"/>
-        <w:numPr>
-          <w:ilvl w:val="1"/>
-          <w:numId w:val="1"/>
-        </w:numPr>
-      </w:pPr>
-      <w:r>
-        <w:t>Tab 1: Nhân viên</w:t>
-      </w:r>
-    </w:p>
-    <w:p>
-      <w:pPr>
-        <w:pStyle w:val="ListParagraph"/>
-        <w:numPr>
-          <w:ilvl w:val="1"/>
-          <w:numId w:val="1"/>
-        </w:numPr>
-      </w:pPr>
-      <w:r>
-        <w:t>Tab 2: Tài khoản</w:t>
-      </w:r>
-    </w:p>
-    <w:p>
-      <w:pPr>
-        <w:pStyle w:val="ListParagraph"/>
-        <w:numPr>
-          <w:ilvl w:val="1"/>
-          <w:numId w:val="1"/>
-        </w:numPr>
-      </w:pPr>
-      <w:r>
-        <w:t>Tab 3: Chức vụ</w:t>
-      </w:r>
-    </w:p>
-    <w:p>
-      <w:pPr>
-        <w:pStyle w:val="ListParagraph"/>
-        <w:numPr>
-          <w:ilvl w:val="0"/>
-          <w:numId w:val="1"/>
-        </w:numPr>
-      </w:pPr>
-      <w:r>
-        <w:t>EmployeeManagementView.fxml</w:t>
-      </w:r>
-    </w:p>
-    <w:p>
-      <w:pPr>
-        <w:pStyle w:val="ListParagraph"/>
-        <w:numPr>
-          <w:ilvl w:val="0"/>
-          <w:numId w:val="1"/>
-        </w:numPr>
-      </w:pPr>
-      <w:r>
-        <w:t>EmployeeManagementController.java</w:t>
-      </w:r>
-    </w:p>
-    <w:p>
-      <w:pPr>
-        <w:pStyle w:val="ListParagraph"/>
-        <w:numPr>
-          <w:ilvl w:val="0"/>
-          <w:numId w:val="1"/>
-        </w:numPr>
-      </w:pPr>
-      <w:r>
-        <w:t>Service:</w:t>
-      </w:r>
-    </w:p>
-    <w:p>
-      <w:pPr>
-        <w:pStyle w:val="ListParagraph"/>
-        <w:numPr>
-          <w:ilvl w:val="1"/>
-          <w:numId w:val="1"/>
-        </w:numPr>
-      </w:pPr>
-      <w:r>
-        <w:t>EmployeeService</w:t>
-      </w:r>
-    </w:p>
-    <w:p>
-      <w:pPr>
-        <w:pStyle w:val="ListParagraph"/>
-        <w:numPr>
-          <w:ilvl w:val="1"/>
-          <w:numId w:val="1"/>
-        </w:numPr>
-      </w:pPr>
-      <w:r>
-        <w:t>EmployeeAccountService</w:t>
-      </w:r>
-    </w:p>
-    <w:p>
-      <w:r>
-        <w:t>Statistic Screen</w:t>
-      </w:r>
-    </w:p>
-    <w:p>
-      <w:pPr>
-        <w:pStyle w:val="ListParagraph"/>
-        <w:numPr>
-          <w:ilvl w:val="0"/>
-          <w:numId w:val="1"/>
-        </w:numPr>
-      </w:pPr>
-      <w:r>
-        <w:t>Thống kê</w:t>
-      </w:r>
-    </w:p>
-    <w:p>
-      <w:pPr>
-        <w:pStyle w:val="ListParagraph"/>
-        <w:numPr>
-          <w:ilvl w:val="0"/>
-          <w:numId w:val="1"/>
-        </w:numPr>
-      </w:pPr>
-      <w:r>
-        <w:t xml:space="preserve">Gồm </w:t>
-      </w:r>
-    </w:p>
-    <w:p>
-      <w:pPr>
-        <w:pStyle w:val="ListParagraph"/>
-        <w:numPr>
-          <w:ilvl w:val="1"/>
-          <w:numId w:val="1"/>
-        </w:numPr>
-      </w:pPr>
-      <w:r>
-        <w:t>Doanh thu theo ngày</w:t>
-      </w:r>
-    </w:p>
-    <w:p>
-      <w:pPr>
-        <w:pStyle w:val="ListParagraph"/>
-        <w:numPr>
-          <w:ilvl w:val="1"/>
-          <w:numId w:val="1"/>
-        </w:numPr>
-      </w:pPr>
-      <w:r>
-        <w:t>Số vé bán</w:t>
-      </w:r>
-    </w:p>
-    <w:p>
-      <w:pPr>
-        <w:pStyle w:val="ListParagraph"/>
-        <w:numPr>
-          <w:ilvl w:val="1"/>
-          <w:numId w:val="1"/>
-        </w:numPr>
-      </w:pPr>
-      <w:r>
         <w:t>Số hóa đơn</w:t>
       </w:r>
     </w:p>
@@ -1486,6 +1571,77 @@
       </w:pPr>
       <w:r>
         <w:t>StatisticsController.java</w:t>
+      </w:r>
+    </w:p>
+    <w:p/>
+    <w:p>
+      <w:r>
+        <w:t>Chú thích màu</w:t>
+      </w:r>
+    </w:p>
+    <w:p>
+      <w:r>
+        <w:t>| Mục đích     | Màu             | Hex       |</w:t>
+      </w:r>
+    </w:p>
+    <w:p>
+      <w:r>
+        <w:t>| ------------ | --------------- | --------- |</w:t>
+      </w:r>
+    </w:p>
+    <w:p>
+      <w:r>
+        <w:t>| Nền sidebar  | Xanh đen        | `#0F172A` |</w:t>
+      </w:r>
+    </w:p>
+    <w:p>
+      <w:r>
+        <w:t>| Nền topbar   | Đen xanh        | `#111827` |</w:t>
+      </w:r>
+    </w:p>
+    <w:p>
+      <w:r>
+        <w:t>| Nền nội dung | Xám rất nhạt    | `#F4F6F8` |</w:t>
+      </w:r>
+    </w:p>
+    <w:p>
+      <w:r>
+        <w:t>| Card / form  | Trắng           | `#FFFFFF` |</w:t>
+      </w:r>
+    </w:p>
+    <w:p>
+      <w:r>
+        <w:t>| Màu chính    | Đỏ cinema       | `#E50914` |</w:t>
+      </w:r>
+    </w:p>
+    <w:p>
+      <w:r>
+        <w:t>| Màu phụ      | Vàng popcorn/vé | `#FBBF24` |</w:t>
+      </w:r>
+    </w:p>
+    <w:p>
+      <w:r>
+        <w:t>| Thành công   | Xanh lá         | `#22C55E` |</w:t>
+      </w:r>
+    </w:p>
+    <w:p>
+      <w:r>
+        <w:t>| Cảnh báo     | Cam             | `#F59E0B` |</w:t>
+      </w:r>
+    </w:p>
+    <w:p>
+      <w:r>
+        <w:t>| Lỗi / đã bán | Đỏ              | `#EF4444` |</w:t>
+      </w:r>
+    </w:p>
+    <w:p>
+      <w:r>
+        <w:t>| Chữ chính    | Gần đen         | `#111827` |</w:t>
+      </w:r>
+    </w:p>
+    <w:p>
+      <w:r>
+        <w:t>| Chữ phụ      | Xám             | `#6B7280` |</w:t>
       </w:r>
     </w:p>
     <w:sectPr>
